--- a/Documentacion/Aportados de la Memoria.docx
+++ b/Documentacion/Aportados de la Memoria.docx
@@ -207,7 +207,7 @@
     </w:sdt>
     <w:sdt>
       <w:sdtPr>
-        <w:id w:val="1136959874"/>
+        <w:id w:val="481479827"/>
         <w:docPartObj>
           <w:docPartGallery w:val="Table of Contents"/>
           <w:docPartUnique/>
@@ -258,7 +258,7 @@
           <w:r>
             <w:fldChar w:fldCharType="separate"/>
           </w:r>
-          <w:hyperlink w:anchor="_Toc182226004">
+          <w:hyperlink w:anchor="_Toc1916300073">
             <w:r>
               <w:rPr>
                 <w:rStyle w:val="Hipervnculo"/>
@@ -272,7 +272,7 @@
               <w:fldChar w:fldCharType="begin"/>
             </w:r>
             <w:r>
-              <w:instrText xml:space="preserve">PAGEREF _Toc182226004 \h</w:instrText>
+              <w:instrText xml:space="preserve">PAGEREF _Toc1916300073 \h</w:instrText>
             </w:r>
             <w:r>
               <w:fldChar w:fldCharType="separate"/>
@@ -303,7 +303,7 @@
               <w14:ligatures w14:val="standardContextual"/>
             </w:rPr>
           </w:pPr>
-          <w:hyperlink w:anchor="_Toc18292503">
+          <w:hyperlink w:anchor="_Toc745685279">
             <w:r>
               <w:rPr>
                 <w:rStyle w:val="Hipervnculo"/>
@@ -326,7 +326,7 @@
               <w:fldChar w:fldCharType="begin"/>
             </w:r>
             <w:r>
-              <w:instrText xml:space="preserve">PAGEREF _Toc18292503 \h</w:instrText>
+              <w:instrText xml:space="preserve">PAGEREF _Toc745685279 \h</w:instrText>
             </w:r>
             <w:r>
               <w:fldChar w:fldCharType="separate"/>
@@ -357,7 +357,7 @@
               <w14:ligatures w14:val="standardContextual"/>
             </w:rPr>
           </w:pPr>
-          <w:hyperlink w:anchor="_Toc2125867105">
+          <w:hyperlink w:anchor="_Toc1010305295">
             <w:r>
               <w:rPr>
                 <w:rStyle w:val="Hipervnculo"/>
@@ -380,7 +380,7 @@
               <w:fldChar w:fldCharType="begin"/>
             </w:r>
             <w:r>
-              <w:instrText xml:space="preserve">PAGEREF _Toc2125867105 \h</w:instrText>
+              <w:instrText xml:space="preserve">PAGEREF _Toc1010305295 \h</w:instrText>
             </w:r>
             <w:r>
               <w:fldChar w:fldCharType="separate"/>
@@ -410,7 +410,7 @@
               <w14:ligatures w14:val="standardContextual"/>
             </w:rPr>
           </w:pPr>
-          <w:hyperlink w:anchor="_Toc259749856">
+          <w:hyperlink w:anchor="_Toc809863142">
             <w:r>
               <w:rPr>
                 <w:rStyle w:val="Hipervnculo"/>
@@ -424,7 +424,7 @@
               <w:fldChar w:fldCharType="begin"/>
             </w:r>
             <w:r>
-              <w:instrText xml:space="preserve">PAGEREF _Toc259749856 \h</w:instrText>
+              <w:instrText xml:space="preserve">PAGEREF _Toc809863142 \h</w:instrText>
             </w:r>
             <w:r>
               <w:fldChar w:fldCharType="separate"/>
@@ -454,7 +454,7 @@
               <w14:ligatures w14:val="standardContextual"/>
             </w:rPr>
           </w:pPr>
-          <w:hyperlink w:anchor="_Toc1200724166">
+          <w:hyperlink w:anchor="_Toc2076623901">
             <w:r>
               <w:rPr>
                 <w:rStyle w:val="Hipervnculo"/>
@@ -468,7 +468,7 @@
               <w:fldChar w:fldCharType="begin"/>
             </w:r>
             <w:r>
-              <w:instrText xml:space="preserve">PAGEREF _Toc1200724166 \h</w:instrText>
+              <w:instrText xml:space="preserve">PAGEREF _Toc2076623901 \h</w:instrText>
             </w:r>
             <w:r>
               <w:fldChar w:fldCharType="separate"/>
@@ -499,7 +499,7 @@
               <w14:ligatures w14:val="standardContextual"/>
             </w:rPr>
           </w:pPr>
-          <w:hyperlink w:anchor="_Toc342117270">
+          <w:hyperlink w:anchor="_Toc956928443">
             <w:r>
               <w:rPr>
                 <w:rStyle w:val="Hipervnculo"/>
@@ -522,7 +522,7 @@
               <w:fldChar w:fldCharType="begin"/>
             </w:r>
             <w:r>
-              <w:instrText xml:space="preserve">PAGEREF _Toc342117270 \h</w:instrText>
+              <w:instrText xml:space="preserve">PAGEREF _Toc956928443 \h</w:instrText>
             </w:r>
             <w:r>
               <w:fldChar w:fldCharType="separate"/>
@@ -531,7 +531,7 @@
               <w:rPr>
                 <w:rStyle w:val="Hipervnculo"/>
               </w:rPr>
-              <w:t>5</w:t>
+              <w:t>6</w:t>
             </w:r>
             <w:r>
               <w:fldChar w:fldCharType="end"/>
@@ -553,7 +553,7 @@
               <w14:ligatures w14:val="standardContextual"/>
             </w:rPr>
           </w:pPr>
-          <w:hyperlink w:anchor="_Toc1687530095">
+          <w:hyperlink w:anchor="_Toc904134366">
             <w:r>
               <w:rPr>
                 <w:rStyle w:val="Hipervnculo"/>
@@ -576,7 +576,7 @@
               <w:fldChar w:fldCharType="begin"/>
             </w:r>
             <w:r>
-              <w:instrText xml:space="preserve">PAGEREF _Toc1687530095 \h</w:instrText>
+              <w:instrText xml:space="preserve">PAGEREF _Toc904134366 \h</w:instrText>
             </w:r>
             <w:r>
               <w:fldChar w:fldCharType="separate"/>
@@ -585,7 +585,7 @@
               <w:rPr>
                 <w:rStyle w:val="Hipervnculo"/>
               </w:rPr>
-              <w:t>6</w:t>
+              <w:t>7</w:t>
             </w:r>
             <w:r>
               <w:fldChar w:fldCharType="end"/>
@@ -606,7 +606,7 @@
               <w14:ligatures w14:val="standardContextual"/>
             </w:rPr>
           </w:pPr>
-          <w:hyperlink w:anchor="_Toc264531568">
+          <w:hyperlink w:anchor="_Toc1191619644">
             <w:r>
               <w:rPr>
                 <w:rStyle w:val="Hipervnculo"/>
@@ -620,7 +620,7 @@
               <w:fldChar w:fldCharType="begin"/>
             </w:r>
             <w:r>
-              <w:instrText xml:space="preserve">PAGEREF _Toc264531568 \h</w:instrText>
+              <w:instrText xml:space="preserve">PAGEREF _Toc1191619644 \h</w:instrText>
             </w:r>
             <w:r>
               <w:fldChar w:fldCharType="separate"/>
@@ -629,7 +629,7 @@
               <w:rPr>
                 <w:rStyle w:val="Hipervnculo"/>
               </w:rPr>
-              <w:t>6</w:t>
+              <w:t>7</w:t>
             </w:r>
             <w:r>
               <w:fldChar w:fldCharType="end"/>
@@ -651,7 +651,7 @@
               <w14:ligatures w14:val="standardContextual"/>
             </w:rPr>
           </w:pPr>
-          <w:hyperlink w:anchor="_Toc429683024">
+          <w:hyperlink w:anchor="_Toc997812233">
             <w:r>
               <w:rPr>
                 <w:rStyle w:val="Hipervnculo"/>
@@ -674,7 +674,7 @@
               <w:fldChar w:fldCharType="begin"/>
             </w:r>
             <w:r>
-              <w:instrText xml:space="preserve">PAGEREF _Toc429683024 \h</w:instrText>
+              <w:instrText xml:space="preserve">PAGEREF _Toc997812233 \h</w:instrText>
             </w:r>
             <w:r>
               <w:fldChar w:fldCharType="separate"/>
@@ -683,7 +683,7 @@
               <w:rPr>
                 <w:rStyle w:val="Hipervnculo"/>
               </w:rPr>
-              <w:t>7</w:t>
+              <w:t>8</w:t>
             </w:r>
             <w:r>
               <w:fldChar w:fldCharType="end"/>
@@ -704,7 +704,7 @@
               <w14:ligatures w14:val="standardContextual"/>
             </w:rPr>
           </w:pPr>
-          <w:hyperlink w:anchor="_Toc661284819">
+          <w:hyperlink w:anchor="_Toc1279568288">
             <w:r>
               <w:rPr>
                 <w:rStyle w:val="Hipervnculo"/>
@@ -718,7 +718,7 @@
               <w:fldChar w:fldCharType="begin"/>
             </w:r>
             <w:r>
-              <w:instrText xml:space="preserve">PAGEREF _Toc661284819 \h</w:instrText>
+              <w:instrText xml:space="preserve">PAGEREF _Toc1279568288 \h</w:instrText>
             </w:r>
             <w:r>
               <w:fldChar w:fldCharType="separate"/>
@@ -727,7 +727,7 @@
               <w:rPr>
                 <w:rStyle w:val="Hipervnculo"/>
               </w:rPr>
-              <w:t>7</w:t>
+              <w:t>8</w:t>
             </w:r>
             <w:r>
               <w:fldChar w:fldCharType="end"/>
@@ -748,7 +748,7 @@
               <w14:ligatures w14:val="standardContextual"/>
             </w:rPr>
           </w:pPr>
-          <w:hyperlink w:anchor="_Toc1357868650">
+          <w:hyperlink w:anchor="_Toc539535483">
             <w:r>
               <w:rPr>
                 <w:rStyle w:val="Hipervnculo"/>
@@ -762,7 +762,7 @@
               <w:fldChar w:fldCharType="begin"/>
             </w:r>
             <w:r>
-              <w:instrText xml:space="preserve">PAGEREF _Toc1357868650 \h</w:instrText>
+              <w:instrText xml:space="preserve">PAGEREF _Toc539535483 \h</w:instrText>
             </w:r>
             <w:r>
               <w:fldChar w:fldCharType="separate"/>
@@ -771,7 +771,7 @@
               <w:rPr>
                 <w:rStyle w:val="Hipervnculo"/>
               </w:rPr>
-              <w:t>8</w:t>
+              <w:t>9</w:t>
             </w:r>
             <w:r>
               <w:fldChar w:fldCharType="end"/>
@@ -793,7 +793,7 @@
               <w14:ligatures w14:val="standardContextual"/>
             </w:rPr>
           </w:pPr>
-          <w:hyperlink w:anchor="_Toc1756049189">
+          <w:hyperlink w:anchor="_Toc647807834">
             <w:r>
               <w:rPr>
                 <w:rStyle w:val="Hipervnculo"/>
@@ -816,7 +816,7 @@
               <w:fldChar w:fldCharType="begin"/>
             </w:r>
             <w:r>
-              <w:instrText xml:space="preserve">PAGEREF _Toc1756049189 \h</w:instrText>
+              <w:instrText xml:space="preserve">PAGEREF _Toc647807834 \h</w:instrText>
             </w:r>
             <w:r>
               <w:fldChar w:fldCharType="separate"/>
@@ -825,7 +825,7 @@
               <w:rPr>
                 <w:rStyle w:val="Hipervnculo"/>
               </w:rPr>
-              <w:t>8</w:t>
+              <w:t>9</w:t>
             </w:r>
             <w:r>
               <w:fldChar w:fldCharType="end"/>
@@ -843,7 +843,7 @@
               <w:rStyle w:val="Hipervnculo"/>
             </w:rPr>
           </w:pPr>
-          <w:hyperlink w:anchor="_Toc805246824">
+          <w:hyperlink w:anchor="_Toc297556146">
             <w:r>
               <w:rPr>
                 <w:rStyle w:val="Hipervnculo"/>
@@ -866,7 +866,7 @@
               <w:fldChar w:fldCharType="begin"/>
             </w:r>
             <w:r>
-              <w:instrText xml:space="preserve">PAGEREF _Toc805246824 \h</w:instrText>
+              <w:instrText xml:space="preserve">PAGEREF _Toc297556146 \h</w:instrText>
             </w:r>
             <w:r>
               <w:fldChar w:fldCharType="separate"/>
@@ -875,7 +875,7 @@
               <w:rPr>
                 <w:rStyle w:val="Hipervnculo"/>
               </w:rPr>
-              <w:t>8</w:t>
+              <w:t>9</w:t>
             </w:r>
             <w:r>
               <w:fldChar w:fldCharType="end"/>
@@ -893,7 +893,7 @@
               <w:rStyle w:val="Hipervnculo"/>
             </w:rPr>
           </w:pPr>
-          <w:hyperlink w:anchor="_Toc768613481">
+          <w:hyperlink w:anchor="_Toc1486668702">
             <w:r>
               <w:rPr>
                 <w:rStyle w:val="Hipervnculo"/>
@@ -916,7 +916,7 @@
               <w:fldChar w:fldCharType="begin"/>
             </w:r>
             <w:r>
-              <w:instrText xml:space="preserve">PAGEREF _Toc768613481 \h</w:instrText>
+              <w:instrText xml:space="preserve">PAGEREF _Toc1486668702 \h</w:instrText>
             </w:r>
             <w:r>
               <w:fldChar w:fldCharType="separate"/>
@@ -925,7 +925,127 @@
               <w:rPr>
                 <w:rStyle w:val="Hipervnculo"/>
               </w:rPr>
-              <w:t>9</w:t>
+              <w:t>10</w:t>
+            </w:r>
+            <w:r>
+              <w:fldChar w:fldCharType="end"/>
+            </w:r>
+          </w:hyperlink>
+        </w:p>
+        <w:p>
+          <w:pPr>
+            <w:pStyle w:val="TOC2"/>
+            <w:tabs>
+              <w:tab w:val="right" w:leader="dot" w:pos="9060"/>
+            </w:tabs>
+            <w:rPr>
+              <w:rStyle w:val="Hipervnculo"/>
+            </w:rPr>
+          </w:pPr>
+          <w:hyperlink w:anchor="_Toc1769158480">
+            <w:r>
+              <w:rPr>
+                <w:rStyle w:val="Hipervnculo"/>
+              </w:rPr>
+              <w:t>8.1 Análisis de las especificaciones del proyecto</w:t>
+            </w:r>
+            <w:r>
+              <w:tab/>
+            </w:r>
+            <w:r>
+              <w:fldChar w:fldCharType="begin"/>
+            </w:r>
+            <w:r>
+              <w:instrText xml:space="preserve">PAGEREF _Toc1769158480 \h</w:instrText>
+            </w:r>
+            <w:r>
+              <w:fldChar w:fldCharType="separate"/>
+            </w:r>
+            <w:r>
+              <w:rPr>
+                <w:rStyle w:val="Hipervnculo"/>
+              </w:rPr>
+              <w:t>11</w:t>
+            </w:r>
+            <w:r>
+              <w:fldChar w:fldCharType="end"/>
+            </w:r>
+          </w:hyperlink>
+        </w:p>
+        <w:p>
+          <w:pPr>
+            <w:pStyle w:val="TOC2"/>
+            <w:tabs>
+              <w:tab w:val="right" w:leader="dot" w:pos="9060"/>
+            </w:tabs>
+            <w:rPr>
+              <w:rStyle w:val="Hipervnculo"/>
+            </w:rPr>
+          </w:pPr>
+          <w:hyperlink w:anchor="_Toc1860913106">
+            <w:r>
+              <w:rPr>
+                <w:rStyle w:val="Hipervnculo"/>
+              </w:rPr>
+              <w:t>8.2 Requisitos funcionales</w:t>
+            </w:r>
+            <w:r>
+              <w:tab/>
+            </w:r>
+            <w:r>
+              <w:fldChar w:fldCharType="begin"/>
+            </w:r>
+            <w:r>
+              <w:instrText xml:space="preserve">PAGEREF _Toc1860913106 \h</w:instrText>
+            </w:r>
+            <w:r>
+              <w:fldChar w:fldCharType="separate"/>
+            </w:r>
+            <w:r>
+              <w:rPr>
+                <w:rStyle w:val="Hipervnculo"/>
+              </w:rPr>
+              <w:t>12</w:t>
+            </w:r>
+            <w:r>
+              <w:fldChar w:fldCharType="end"/>
+            </w:r>
+          </w:hyperlink>
+        </w:p>
+        <w:p>
+          <w:pPr>
+            <w:pStyle w:val="TOC2"/>
+            <w:tabs>
+              <w:tab w:val="right" w:leader="dot" w:pos="9060"/>
+            </w:tabs>
+            <w:rPr>
+              <w:rStyle w:val="Hipervnculo"/>
+            </w:rPr>
+          </w:pPr>
+          <w:hyperlink w:anchor="_Toc2002929465">
+            <w:r>
+              <w:rPr>
+                <w:rStyle w:val="Hipervnculo"/>
+              </w:rPr>
+              <w:t>8.3 Requisitos no funcionales</w:t>
+            </w:r>
+            <w:r>
+              <w:tab/>
+            </w:r>
+            <w:r>
+              <w:fldChar w:fldCharType="begin"/>
+            </w:r>
+            <w:r>
+              <w:instrText xml:space="preserve">PAGEREF _Toc2002929465 \h</w:instrText>
+            </w:r>
+            <w:r>
+              <w:fldChar w:fldCharType="separate"/>
+            </w:r>
+            <w:r>
+              <w:rPr>
+                <w:rStyle w:val="Hipervnculo"/>
+              </w:rPr>
+              <w:t>12</w:t>
             </w:r>
             <w:r>
               <w:fldChar w:fldCharType="end"/>
@@ -942,7 +1062,7 @@
               <w:rStyle w:val="Hipervnculo"/>
             </w:rPr>
           </w:pPr>
-          <w:hyperlink w:anchor="_Toc1073684173">
+          <w:hyperlink w:anchor="_Toc67028712">
             <w:r>
               <w:rPr>
                 <w:rStyle w:val="Hipervnculo"/>
@@ -956,7 +1076,7 @@
               <w:fldChar w:fldCharType="begin"/>
             </w:r>
             <w:r>
-              <w:instrText xml:space="preserve">PAGEREF _Toc1073684173 \h</w:instrText>
+              <w:instrText xml:space="preserve">PAGEREF _Toc67028712 \h</w:instrText>
             </w:r>
             <w:r>
               <w:fldChar w:fldCharType="separate"/>
@@ -965,7 +1085,7 @@
               <w:rPr>
                 <w:rStyle w:val="Hipervnculo"/>
               </w:rPr>
-              <w:t>12</w:t>
+              <w:t>13</w:t>
             </w:r>
             <w:r>
               <w:fldChar w:fldCharType="end"/>
@@ -982,7 +1102,7 @@
               <w:rStyle w:val="Hipervnculo"/>
             </w:rPr>
           </w:pPr>
-          <w:hyperlink w:anchor="_Toc2085212084">
+          <w:hyperlink w:anchor="_Toc1827023382">
             <w:r>
               <w:rPr>
                 <w:rStyle w:val="Hipervnculo"/>
@@ -996,7 +1116,7 @@
               <w:fldChar w:fldCharType="begin"/>
             </w:r>
             <w:r>
-              <w:instrText xml:space="preserve">PAGEREF _Toc2085212084 \h</w:instrText>
+              <w:instrText xml:space="preserve">PAGEREF _Toc1827023382 \h</w:instrText>
             </w:r>
             <w:r>
               <w:fldChar w:fldCharType="separate"/>
@@ -1005,7 +1125,7 @@
               <w:rPr>
                 <w:rStyle w:val="Hipervnculo"/>
               </w:rPr>
-              <w:t>12</w:t>
+              <w:t>14</w:t>
             </w:r>
             <w:r>
               <w:fldChar w:fldCharType="end"/>
@@ -1022,7 +1142,7 @@
               <w:rStyle w:val="Hipervnculo"/>
             </w:rPr>
           </w:pPr>
-          <w:hyperlink w:anchor="_Toc1013683896">
+          <w:hyperlink w:anchor="_Toc843720451">
             <w:r>
               <w:rPr>
                 <w:rStyle w:val="Hipervnculo"/>
@@ -1036,7 +1156,7 @@
               <w:fldChar w:fldCharType="begin"/>
             </w:r>
             <w:r>
-              <w:instrText xml:space="preserve">PAGEREF _Toc1013683896 \h</w:instrText>
+              <w:instrText xml:space="preserve">PAGEREF _Toc843720451 \h</w:instrText>
             </w:r>
             <w:r>
               <w:fldChar w:fldCharType="separate"/>
@@ -1045,7 +1165,7 @@
               <w:rPr>
                 <w:rStyle w:val="Hipervnculo"/>
               </w:rPr>
-              <w:t>12</w:t>
+              <w:t>14</w:t>
             </w:r>
             <w:r>
               <w:fldChar w:fldCharType="end"/>
@@ -1123,13 +1243,13 @@
         <w:pStyle w:val="Ttulo1"/>
       </w:pPr>
       <w:bookmarkStart w:name="_Toc92297615" w:id="0"/>
-      <w:bookmarkStart w:name="_Toc182226004" w:id="1123514515"/>
+      <w:bookmarkStart w:name="_Toc1916300073" w:id="1007938590"/>
       <w:r>
         <w:rPr/>
         <w:t>Resumen</w:t>
       </w:r>
       <w:bookmarkEnd w:id="0"/>
-      <w:bookmarkEnd w:id="1123514515"/>
+      <w:bookmarkEnd w:id="1007938590"/>
     </w:p>
     <w:p>
       <w:r>
@@ -1177,12 +1297,12 @@
         </w:numPr>
         <w:rPr/>
       </w:pPr>
-      <w:bookmarkStart w:name="_Toc18292503" w:id="1977970840"/>
+      <w:bookmarkStart w:name="_Toc745685279" w:id="2051105388"/>
       <w:r>
         <w:rPr/>
         <w:t>Introducción</w:t>
       </w:r>
-      <w:bookmarkEnd w:id="1977970840"/>
+      <w:bookmarkEnd w:id="2051105388"/>
     </w:p>
     <w:p>
       <w:r>
@@ -1226,12 +1346,12 @@
         </w:numPr>
         <w:rPr/>
       </w:pPr>
-      <w:bookmarkStart w:name="_Toc2125867105" w:id="1034211411"/>
+      <w:bookmarkStart w:name="_Toc1010305295" w:id="58611925"/>
       <w:r>
         <w:rPr/>
         <w:t>Objetivos</w:t>
       </w:r>
-      <w:bookmarkEnd w:id="1034211411"/>
+      <w:bookmarkEnd w:id="58611925"/>
     </w:p>
     <w:p>
       <w:pPr>
@@ -1245,7 +1365,7 @@
           <w:lang w:val="es"/>
         </w:rPr>
       </w:pPr>
-      <w:bookmarkStart w:name="_Toc259749856" w:id="1721153214"/>
+      <w:bookmarkStart w:name="_Toc809863142" w:id="579287371"/>
       <w:r>
         <w:rPr>
           <w:rFonts w:ascii="Arial" w:hAnsi="Arial" w:eastAsia="Arial" w:cs="Arial"/>
@@ -1257,7 +1377,7 @@
         </w:rPr>
         <w:t>2.1 Objetivos generales</w:t>
       </w:r>
-      <w:bookmarkEnd w:id="1721153214"/>
+      <w:bookmarkEnd w:id="579287371"/>
     </w:p>
     <w:p>
       <w:pPr>
@@ -1822,7 +1942,7 @@
           <w:lang w:val="es"/>
         </w:rPr>
       </w:pPr>
-      <w:bookmarkStart w:name="_Toc1200724166" w:id="1076075085"/>
+      <w:bookmarkStart w:name="_Toc2076623901" w:id="1038553548"/>
       <w:r>
         <w:rPr>
           <w:rFonts w:ascii="Arial" w:hAnsi="Arial" w:eastAsia="Arial" w:cs="Arial"/>
@@ -1834,7 +1954,7 @@
         </w:rPr>
         <w:t>2.2 Objetivos específicos</w:t>
       </w:r>
-      <w:bookmarkEnd w:id="1076075085"/>
+      <w:bookmarkEnd w:id="1038553548"/>
     </w:p>
     <w:p>
       <w:pPr>
@@ -2530,12 +2650,12 @@
         </w:numPr>
         <w:rPr/>
       </w:pPr>
-      <w:bookmarkStart w:name="_Toc342117270" w:id="777083142"/>
+      <w:bookmarkStart w:name="_Toc956928443" w:id="331075302"/>
       <w:r>
         <w:rPr/>
         <w:t>Tecnologías utilizadas</w:t>
       </w:r>
-      <w:bookmarkEnd w:id="777083142"/>
+      <w:bookmarkEnd w:id="331075302"/>
     </w:p>
     <w:p>
       <w:r>
@@ -2586,12 +2706,12 @@
         </w:numPr>
         <w:rPr/>
       </w:pPr>
-      <w:bookmarkStart w:name="_Toc1687530095" w:id="997373161"/>
+      <w:bookmarkStart w:name="_Toc904134366" w:id="242709065"/>
       <w:r>
         <w:rPr/>
         <w:t>Desarrollo e implementación</w:t>
       </w:r>
-      <w:bookmarkEnd w:id="997373161"/>
+      <w:bookmarkEnd w:id="242709065"/>
     </w:p>
     <w:p>
       <w:pPr>
@@ -2605,7 +2725,7 @@
           <w:szCs w:val="28"/>
         </w:rPr>
       </w:pPr>
-      <w:bookmarkStart w:name="_Toc264531568" w:id="1622629823"/>
+      <w:bookmarkStart w:name="_Toc1191619644" w:id="1689386066"/>
       <w:r>
         <w:rPr>
           <w:rFonts w:ascii="Arial" w:hAnsi="Arial" w:eastAsia="Arial" w:cs="Arial"/>
@@ -2624,7 +2744,7 @@
         </w:rPr>
         <w:t>Diagrama E / R</w:t>
       </w:r>
-      <w:bookmarkEnd w:id="1622629823"/>
+      <w:bookmarkEnd w:id="1689386066"/>
     </w:p>
     <w:p>
       <w:pPr>
@@ -2733,8 +2853,11 @@
     <w:p>
       <w:pPr>
         <w:pStyle w:val="Normal"/>
-        <w:rPr>
-          <w:rFonts w:ascii="Calibri" w:hAnsi="Calibri" w:eastAsia="Calibri" w:cs="Calibri"/>
+        <w:ind w:left="708" w:firstLine="708"/>
+        <w:rPr>
+          <w:rFonts w:ascii="Arial" w:hAnsi="Arial" w:eastAsia="Arial" w:cs="Arial"/>
+          <w:b w:val="1"/>
+          <w:bCs w:val="1"/>
           <w:noProof w:val="0"/>
           <w:color w:val="000000" w:themeColor="text1" w:themeTint="FF" w:themeShade="FF"/>
           <w:sz w:val="24"/>
@@ -2742,6 +2865,32 @@
           <w:lang w:val="es-ES"/>
         </w:rPr>
       </w:pPr>
+      <w:r>
+        <w:rPr>
+          <w:rFonts w:ascii="Arial" w:hAnsi="Arial" w:eastAsia="Arial" w:cs="Arial"/>
+          <w:b w:val="1"/>
+          <w:bCs w:val="1"/>
+          <w:noProof w:val="0"/>
+          <w:color w:val="000000" w:themeColor="text1" w:themeTint="FF" w:themeShade="FF"/>
+          <w:sz w:val="24"/>
+          <w:szCs w:val="24"/>
+          <w:lang w:val="es-ES"/>
+        </w:rPr>
+        <w:t>Figura 1. Diagrama E/R del sistema de gestión de citas</w:t>
+      </w:r>
+      <w:r>
+        <w:rPr>
+          <w:rFonts w:ascii="Arial" w:hAnsi="Arial" w:eastAsia="Arial" w:cs="Arial"/>
+          <w:b w:val="1"/>
+          <w:bCs w:val="1"/>
+          <w:noProof w:val="0"/>
+          <w:color w:val="000000" w:themeColor="text1" w:themeTint="FF" w:themeShade="FF"/>
+          <w:sz w:val="24"/>
+          <w:szCs w:val="24"/>
+          <w:lang w:val="es-ES"/>
+        </w:rPr>
+        <w:t>.</w:t>
+      </w:r>
     </w:p>
     <w:p/>
     <w:p/>
@@ -2760,12 +2909,33 @@
         </w:numPr>
         <w:rPr/>
       </w:pPr>
-      <w:bookmarkStart w:name="_Toc429683024" w:id="1497150435"/>
+      <w:bookmarkStart w:name="_Toc997812233" w:id="82299372"/>
       <w:r>
         <w:rPr/>
         <w:t>Metodología</w:t>
       </w:r>
-      <w:bookmarkEnd w:id="1497150435"/>
+      <w:bookmarkEnd w:id="82299372"/>
+    </w:p>
+    <w:p>
+      <w:pPr>
+        <w:pStyle w:val="Normal"/>
+      </w:pPr>
+      <w:r>
+        <w:rPr/>
+        <w:t xml:space="preserve">Estas herramientas han facilitado la organizacion del trabajo y la gestion del </w:t>
+      </w:r>
+      <w:r>
+        <w:rPr/>
+        <w:t xml:space="preserve">desarrollo durante la </w:t>
+      </w:r>
+      <w:r>
+        <w:rPr/>
+        <w:t>realización</w:t>
+      </w:r>
+      <w:r>
+        <w:rPr/>
+        <w:t xml:space="preserve"> del proyecto. </w:t>
+      </w:r>
     </w:p>
     <w:p>
       <w:pPr>
@@ -2788,7 +2958,7 @@
         </w:rPr>
         <w:t xml:space="preserve"> </w:t>
       </w:r>
-      <w:bookmarkStart w:name="_Toc661284819" w:id="1540343364"/>
+      <w:bookmarkStart w:name="_Toc1279568288" w:id="991827006"/>
       <w:r>
         <w:rPr>
           <w:rFonts w:ascii="Arial" w:hAnsi="Arial" w:eastAsia="Arial" w:cs="Arial"/>
@@ -2798,7 +2968,7 @@
         </w:rPr>
         <w:t>5.1 GitHub</w:t>
       </w:r>
-      <w:bookmarkEnd w:id="1540343364"/>
+      <w:bookmarkEnd w:id="991827006"/>
       <w:r>
         <w:rPr>
           <w:rFonts w:ascii="Arial" w:hAnsi="Arial" w:eastAsia="Arial" w:cs="Arial"/>
@@ -2918,7 +3088,7 @@
           <w:lang w:val="es-ES"/>
         </w:rPr>
       </w:pPr>
-      <w:hyperlink r:id="Ra52780b1b45847ef">
+      <w:hyperlink r:id="Ra0a93da6145245b8">
         <w:r>
           <w:rPr>
             <w:rStyle w:val="Hipervnculo"/>
@@ -2948,18 +3118,6 @@
     </w:p>
     <w:p>
       <w:pPr>
-        <w:ind w:left="720"/>
-        <w:rPr>
-          <w:rFonts w:ascii="Calibri" w:hAnsi="Calibri" w:eastAsia="Calibri" w:cs="Calibri"/>
-          <w:noProof w:val="0"/>
-          <w:sz w:val="24"/>
-          <w:szCs w:val="24"/>
-          <w:lang w:val="es"/>
-        </w:rPr>
-      </w:pPr>
-    </w:p>
-    <w:p>
-      <w:pPr>
         <w:pStyle w:val="Heading2"/>
         <w:rPr>
           <w:rFonts w:ascii="Arial" w:hAnsi="Arial" w:eastAsia="Arial" w:cs="Arial"/>
@@ -2972,7 +3130,7 @@
           <w:lang w:val="es"/>
         </w:rPr>
       </w:pPr>
-      <w:bookmarkStart w:name="_Toc1357868650" w:id="1311937255"/>
+      <w:bookmarkStart w:name="_Toc539535483" w:id="77765502"/>
       <w:r>
         <w:rPr>
           <w:rFonts w:ascii="Arial" w:hAnsi="Arial" w:eastAsia="Arial" w:cs="Arial"/>
@@ -2984,109 +3142,11 @@
         </w:rPr>
         <w:t>5.2 Trello</w:t>
       </w:r>
-      <w:bookmarkEnd w:id="1311937255"/>
+      <w:bookmarkEnd w:id="77765502"/>
     </w:p>
     <w:p>
       <w:pPr>
         <w:ind w:left="0"/>
-        <w:rPr>
-          <w:rFonts w:ascii="Arial" w:hAnsi="Arial" w:eastAsia="Arial" w:cs="Arial"/>
-          <w:b w:val="0"/>
-          <w:bCs w:val="0"/>
-          <w:noProof w:val="0"/>
-          <w:sz w:val="22"/>
-          <w:szCs w:val="22"/>
-          <w:lang w:val="es-ES"/>
-        </w:rPr>
-      </w:pPr>
-      <w:r>
-        <w:rPr>
-          <w:rFonts w:ascii="Arial" w:hAnsi="Arial" w:eastAsia="Arial" w:cs="Arial"/>
-          <w:b w:val="0"/>
-          <w:bCs w:val="0"/>
-          <w:noProof w:val="0"/>
-          <w:sz w:val="24"/>
-          <w:szCs w:val="24"/>
-          <w:lang w:val="es"/>
-        </w:rPr>
-        <w:t>La aplicación Trello se utilizó para la gestión y organización del proyecto. A través de tableros, listas y tarjetas, se planificaron las tareas, se siguió el progreso del desarrollo y se estructuraron las diferentes etapas del proyecto. Esta herramienta permitió mantener una visión clara de las actividades pendientes, en progreso y completadas durante todo el proceso de desarrollo</w:t>
-      </w:r>
-      <w:r>
-        <w:rPr>
-          <w:rFonts w:ascii="Arial" w:hAnsi="Arial" w:eastAsia="Arial" w:cs="Arial"/>
-          <w:b w:val="0"/>
-          <w:bCs w:val="0"/>
-          <w:noProof w:val="0"/>
-          <w:sz w:val="24"/>
-          <w:szCs w:val="24"/>
-          <w:lang w:val="es"/>
-        </w:rPr>
-        <w:t xml:space="preserve">, </w:t>
-      </w:r>
-      <w:r>
-        <w:rPr>
-          <w:rFonts w:ascii="Arial" w:hAnsi="Arial" w:eastAsia="Arial" w:cs="Arial"/>
-          <w:b w:val="0"/>
-          <w:bCs w:val="0"/>
-          <w:noProof w:val="0"/>
-          <w:sz w:val="24"/>
-          <w:szCs w:val="24"/>
-          <w:lang w:val="es"/>
-        </w:rPr>
-        <w:t>e</w:t>
-      </w:r>
-      <w:r>
-        <w:rPr>
-          <w:rFonts w:ascii="Arial" w:hAnsi="Arial" w:eastAsia="Arial" w:cs="Arial"/>
-          <w:b w:val="0"/>
-          <w:bCs w:val="0"/>
-          <w:noProof w:val="0"/>
-          <w:sz w:val="22"/>
-          <w:szCs w:val="22"/>
-          <w:lang w:val="es-ES"/>
-        </w:rPr>
-        <w:t xml:space="preserve">l </w:t>
-      </w:r>
-      <w:r>
-        <w:rPr>
-          <w:rFonts w:ascii="Arial" w:hAnsi="Arial" w:eastAsia="Arial" w:cs="Arial"/>
-          <w:b w:val="0"/>
-          <w:bCs w:val="0"/>
-          <w:noProof w:val="0"/>
-          <w:sz w:val="22"/>
-          <w:szCs w:val="22"/>
-          <w:lang w:val="es-ES"/>
-        </w:rPr>
-        <w:t>Link</w:t>
-      </w:r>
-      <w:r>
-        <w:rPr>
-          <w:rFonts w:ascii="Arial" w:hAnsi="Arial" w:eastAsia="Arial" w:cs="Arial"/>
-          <w:b w:val="0"/>
-          <w:bCs w:val="0"/>
-          <w:noProof w:val="0"/>
-          <w:sz w:val="22"/>
-          <w:szCs w:val="22"/>
-          <w:lang w:val="es-ES"/>
-        </w:rPr>
-        <w:t xml:space="preserve"> de </w:t>
-      </w:r>
-      <w:r>
-        <w:rPr>
-          <w:rFonts w:ascii="Arial" w:hAnsi="Arial" w:eastAsia="Arial" w:cs="Arial"/>
-          <w:b w:val="0"/>
-          <w:bCs w:val="0"/>
-          <w:noProof w:val="0"/>
-          <w:sz w:val="22"/>
-          <w:szCs w:val="22"/>
-          <w:lang w:val="es-ES"/>
-        </w:rPr>
-        <w:t>Tablero de trabajo (Trello):</w:t>
-      </w:r>
-    </w:p>
-    <w:p>
-      <w:pPr>
-        <w:ind w:left="720"/>
         <w:rPr>
           <w:rFonts w:ascii="Calibri" w:hAnsi="Calibri" w:eastAsia="Calibri" w:cs="Calibri"/>
           <w:strike w:val="0"/>
@@ -3099,7 +3159,103 @@
           <w:lang w:val="es"/>
         </w:rPr>
       </w:pPr>
-      <w:hyperlink r:id="R377393121979429e">
+      <w:r>
+        <w:rPr>
+          <w:rFonts w:ascii="Arial" w:hAnsi="Arial" w:eastAsia="Arial" w:cs="Arial"/>
+          <w:b w:val="0"/>
+          <w:bCs w:val="0"/>
+          <w:noProof w:val="0"/>
+          <w:sz w:val="24"/>
+          <w:szCs w:val="24"/>
+          <w:lang w:val="es"/>
+        </w:rPr>
+        <w:t>La aplicación Trello se utilizó para la gestión y organización del proyecto. A través de tableros, listas y tarjetas, se planificaron las tareas, se siguió el progreso del desarrollo y se estructuraron las diferentes etapas del proyecto. Esta herramienta permitió mantener una visión clara de las actividades pendientes, en progreso y completadas durante todo el proceso de desarrollo</w:t>
+      </w:r>
+      <w:r>
+        <w:rPr>
+          <w:rFonts w:ascii="Arial" w:hAnsi="Arial" w:eastAsia="Arial" w:cs="Arial"/>
+          <w:b w:val="0"/>
+          <w:bCs w:val="0"/>
+          <w:noProof w:val="0"/>
+          <w:sz w:val="24"/>
+          <w:szCs w:val="24"/>
+          <w:lang w:val="es"/>
+        </w:rPr>
+        <w:t xml:space="preserve">, </w:t>
+      </w:r>
+      <w:r>
+        <w:rPr>
+          <w:rFonts w:ascii="Arial" w:hAnsi="Arial" w:eastAsia="Arial" w:cs="Arial"/>
+          <w:b w:val="0"/>
+          <w:bCs w:val="0"/>
+          <w:noProof w:val="0"/>
+          <w:sz w:val="24"/>
+          <w:szCs w:val="24"/>
+          <w:lang w:val="es"/>
+        </w:rPr>
+        <w:t>e</w:t>
+      </w:r>
+      <w:r>
+        <w:rPr>
+          <w:rFonts w:ascii="Arial" w:hAnsi="Arial" w:eastAsia="Arial" w:cs="Arial"/>
+          <w:b w:val="0"/>
+          <w:bCs w:val="0"/>
+          <w:noProof w:val="0"/>
+          <w:sz w:val="22"/>
+          <w:szCs w:val="22"/>
+          <w:lang w:val="es-ES"/>
+        </w:rPr>
+        <w:t xml:space="preserve">l </w:t>
+      </w:r>
+      <w:r>
+        <w:rPr>
+          <w:rFonts w:ascii="Arial" w:hAnsi="Arial" w:eastAsia="Arial" w:cs="Arial"/>
+          <w:b w:val="0"/>
+          <w:bCs w:val="0"/>
+          <w:noProof w:val="0"/>
+          <w:sz w:val="22"/>
+          <w:szCs w:val="22"/>
+          <w:lang w:val="es-ES"/>
+        </w:rPr>
+        <w:t>Link</w:t>
+      </w:r>
+      <w:r>
+        <w:rPr>
+          <w:rFonts w:ascii="Arial" w:hAnsi="Arial" w:eastAsia="Arial" w:cs="Arial"/>
+          <w:b w:val="0"/>
+          <w:bCs w:val="0"/>
+          <w:noProof w:val="0"/>
+          <w:sz w:val="22"/>
+          <w:szCs w:val="22"/>
+          <w:lang w:val="es-ES"/>
+        </w:rPr>
+        <w:t xml:space="preserve"> de </w:t>
+      </w:r>
+      <w:r>
+        <w:rPr>
+          <w:rFonts w:ascii="Arial" w:hAnsi="Arial" w:eastAsia="Arial" w:cs="Arial"/>
+          <w:b w:val="0"/>
+          <w:bCs w:val="0"/>
+          <w:noProof w:val="0"/>
+          <w:sz w:val="22"/>
+          <w:szCs w:val="22"/>
+          <w:lang w:val="es-ES"/>
+        </w:rPr>
+        <w:t>Tablero de trabajo (Trello):</w:t>
+      </w:r>
+      <w:r>
+        <w:rPr>
+          <w:rFonts w:ascii="Arial" w:hAnsi="Arial" w:eastAsia="Arial" w:cs="Arial"/>
+          <w:b w:val="0"/>
+          <w:bCs w:val="0"/>
+          <w:noProof w:val="0"/>
+          <w:sz w:val="22"/>
+          <w:szCs w:val="22"/>
+          <w:lang w:val="es-ES"/>
+        </w:rPr>
+        <w:t xml:space="preserve"> </w:t>
+      </w:r>
+      <w:hyperlink r:id="Re166507cb71d4231">
         <w:r>
           <w:rPr>
             <w:rStyle w:val="Hipervnculo"/>
@@ -3189,12 +3345,12 @@
         </w:numPr>
         <w:rPr/>
       </w:pPr>
-      <w:bookmarkStart w:name="_Toc1756049189" w:id="201795827"/>
+      <w:bookmarkStart w:name="_Toc647807834" w:id="1657229477"/>
       <w:r>
         <w:rPr/>
         <w:t>Resultados y conclusiones</w:t>
       </w:r>
-      <w:bookmarkEnd w:id="201795827"/>
+      <w:bookmarkEnd w:id="1657229477"/>
     </w:p>
     <w:p>
       <w:r>
@@ -3225,12 +3381,12 @@
         </w:numPr>
         <w:rPr/>
       </w:pPr>
-      <w:bookmarkStart w:name="_Toc805246824" w:id="697950605"/>
+      <w:bookmarkStart w:name="_Toc297556146" w:id="1003475129"/>
       <w:r>
         <w:rPr/>
         <w:t>Trabajos futuros</w:t>
       </w:r>
-      <w:bookmarkEnd w:id="697950605"/>
+      <w:bookmarkEnd w:id="1003475129"/>
     </w:p>
     <w:p>
       <w:r>
@@ -3279,210 +3435,206 @@
         <w:jc w:val="left"/>
         <w:rPr/>
       </w:pPr>
-      <w:bookmarkStart w:name="_Toc768613481" w:id="1496613504"/>
+      <w:bookmarkStart w:name="_Toc1486668702" w:id="266534989"/>
       <w:r>
         <w:rPr/>
         <w:t>Anexos</w:t>
       </w:r>
-      <w:bookmarkEnd w:id="1496613504"/>
-    </w:p>
-    <w:p>
-      <w:pPr>
-        <w:pStyle w:val="Normal"/>
-        <w:spacing w:after="80" w:line="276" w:lineRule="auto"/>
-        <w:ind w:left="0"/>
-        <w:jc w:val="left"/>
+      <w:bookmarkEnd w:id="266534989"/>
+    </w:p>
+    <w:p>
+      <w:pPr>
+        <w:pStyle w:val="Heading2"/>
         <w:rPr>
           <w:rFonts w:ascii="Arial" w:hAnsi="Arial" w:eastAsia="Arial" w:cs="Arial"/>
           <w:b w:val="1"/>
           <w:bCs w:val="1"/>
-        </w:rPr>
-      </w:pPr>
+          <w:color w:val="000000" w:themeColor="text1" w:themeTint="FF" w:themeShade="FF"/>
+          <w:sz w:val="28"/>
+          <w:szCs w:val="28"/>
+        </w:rPr>
+      </w:pPr>
+      <w:bookmarkStart w:name="_Toc1769158480" w:id="12169178"/>
       <w:r>
         <w:rPr>
           <w:rFonts w:ascii="Arial" w:hAnsi="Arial" w:eastAsia="Arial" w:cs="Arial"/>
           <w:b w:val="1"/>
           <w:bCs w:val="1"/>
-          <w:strike w:val="0"/>
-          <w:dstrike w:val="0"/>
-          <w:noProof w:val="0"/>
+          <w:noProof w:val="0"/>
+          <w:color w:val="000000" w:themeColor="text1" w:themeTint="FF" w:themeShade="FF"/>
           <w:sz w:val="28"/>
           <w:szCs w:val="28"/>
-          <w:u w:val="none"/>
           <w:lang w:val="es"/>
         </w:rPr>
-        <w:t>Análisis de las especificaciones del proyecto</w:t>
+        <w:t xml:space="preserve">8.1 </w:t>
       </w:r>
       <w:r>
         <w:rPr>
           <w:rFonts w:ascii="Arial" w:hAnsi="Arial" w:eastAsia="Arial" w:cs="Arial"/>
           <w:b w:val="1"/>
           <w:bCs w:val="1"/>
-        </w:rPr>
-        <w:t xml:space="preserve"> </w:t>
-      </w:r>
-    </w:p>
-    <w:p>
-      <w:pPr>
-        <w:pStyle w:val="Normal"/>
-      </w:pPr>
-      <w:r>
-        <w:rPr>
-          <w:rFonts w:ascii="Arial" w:hAnsi="Arial" w:eastAsia="Arial" w:cs="Arial"/>
-        </w:rPr>
-        <w:t>Tras analizar las especificaciones del proyecto, se han identificado las entidades principales y las funcionalidades necesarias para el desarrollo de la aplicación de gestión de citas del taller de Edna Moda.</w:t>
-      </w:r>
-    </w:p>
-    <w:p>
-      <w:pPr>
-        <w:pStyle w:val="Normal"/>
-      </w:pPr>
-      <w:r>
-        <w:rPr>
-          <w:rFonts w:ascii="Arial" w:hAnsi="Arial" w:eastAsia="Arial" w:cs="Arial"/>
-        </w:rPr>
-        <w:t>El objetivo de la aplicación es permitir a Edna organizar y gestionar las citas de sus clientes, así como controlar la información relacionada con los trajes y los talleres donde se realizan las distintas actividades del proceso de diseño y confección.</w:t>
-      </w:r>
-    </w:p>
-    <w:p>
-      <w:pPr>
-        <w:pStyle w:val="Normal"/>
-      </w:pPr>
-      <w:r>
-        <w:rPr>
-          <w:rFonts w:ascii="Arial" w:hAnsi="Arial" w:eastAsia="Arial" w:cs="Arial"/>
-        </w:rPr>
-        <w:t>En primer lugar, se han identificado las entidades principales del sistema. Estas entidades representan los datos que serán almacenados y gestionados por la aplicación dentro de una base de datos. Las entidades principales del sistema son: Cliente, Traje, Taller y Cita.</w:t>
-      </w:r>
-    </w:p>
-    <w:p>
-      <w:pPr>
-        <w:pStyle w:val="Normal"/>
-      </w:pPr>
-      <w:r>
-        <w:rPr>
-          <w:rFonts w:ascii="Arial" w:hAnsi="Arial" w:eastAsia="Arial" w:cs="Arial"/>
-        </w:rPr>
-        <w:t>La entidad Cliente almacena la información relacionada con los clientes del taller. Cada cliente se identifica mediante un número único y dispone de información como el nombre del superhéroe o supervillano, su superpoder y los colores característicos de su traje.</w:t>
-      </w:r>
-    </w:p>
-    <w:p>
-      <w:pPr>
-        <w:pStyle w:val="Normal"/>
-      </w:pPr>
-      <w:r>
-        <w:rPr>
-          <w:rFonts w:ascii="Arial" w:hAnsi="Arial" w:eastAsia="Arial" w:cs="Arial"/>
-        </w:rPr>
-        <w:t>La entidad Traje representa los trajes diseñados para los clientes. Cada traje tiene un identificador único, un nombre que permite identificarlo y un estado que indica en qué fase del proceso se encuentra, como diseño, costura o en taller. Cada traje está asociado a un cliente.</w:t>
-      </w:r>
-    </w:p>
-    <w:p>
-      <w:pPr>
-        <w:pStyle w:val="Normal"/>
-      </w:pPr>
-      <w:r>
-        <w:rPr>
-          <w:rFonts w:ascii="Arial" w:hAnsi="Arial" w:eastAsia="Arial" w:cs="Arial"/>
-        </w:rPr>
-        <w:t>La entidad Taller representa las diferentes salas del estudio de moda donde se realizan las distintas actividades. Cada taller tiene un identificador único, un nombre inspirado en ciudades importantes de la moda y un tipo de sala que indica su función, como diseño, costura o pruebas.</w:t>
-      </w:r>
-    </w:p>
-    <w:p>
-      <w:pPr>
-        <w:pStyle w:val="Normal"/>
-      </w:pPr>
-      <w:r>
-        <w:rPr>
-          <w:rFonts w:ascii="Arial" w:hAnsi="Arial" w:eastAsia="Arial" w:cs="Arial"/>
-        </w:rPr>
-        <w:t>Finalmente, la entidad Cita representa las reservas realizadas por los clientes para acudir al taller. Cada cita contiene información sobre el cliente, el traje asociado, el taller donde se realizará la actividad y la fecha, hora y duración de la cita.</w:t>
-      </w:r>
-    </w:p>
-    <w:p>
-      <w:pPr>
-        <w:pStyle w:val="Normal"/>
-      </w:pPr>
-      <w:r>
-        <w:rPr>
-          <w:rFonts w:ascii="Arial" w:hAnsi="Arial" w:eastAsia="Arial" w:cs="Arial"/>
-        </w:rPr>
-        <w:t>En cuanto a la funcionalidad del sistema, la aplicación permitirá realizar operaciones básicas de gestión de datos (CRUD), como crear, consultar, modificar y eliminar clientes, trajes, talleres y citas.</w:t>
-      </w:r>
-    </w:p>
-    <w:p>
-      <w:pPr>
-        <w:pStyle w:val="Normal"/>
-      </w:pPr>
-      <w:r>
-        <w:rPr>
-          <w:rFonts w:ascii="Arial" w:hAnsi="Arial" w:eastAsia="Arial" w:cs="Arial"/>
-        </w:rPr>
-        <w:t xml:space="preserve"> </w:t>
-      </w:r>
-    </w:p>
-    <w:p>
-      <w:pPr>
-        <w:pStyle w:val="Normal"/>
-        <w:rPr>
-          <w:rFonts w:ascii="Arial" w:hAnsi="Arial" w:eastAsia="Arial" w:cs="Arial"/>
-        </w:rPr>
-      </w:pPr>
-    </w:p>
-    <w:p>
-      <w:pPr>
-        <w:pStyle w:val="Normal"/>
+          <w:noProof w:val="0"/>
+          <w:color w:val="000000" w:themeColor="text1" w:themeTint="FF" w:themeShade="FF"/>
+          <w:sz w:val="28"/>
+          <w:szCs w:val="28"/>
+          <w:lang w:val="es"/>
+        </w:rPr>
+        <w:t>Análisis de las especificaciones del proyecto</w:t>
+      </w:r>
+      <w:bookmarkEnd w:id="12169178"/>
+      <w:r>
         <w:rPr>
           <w:rFonts w:ascii="Arial" w:hAnsi="Arial" w:eastAsia="Arial" w:cs="Arial"/>
           <w:b w:val="1"/>
           <w:bCs w:val="1"/>
-        </w:rPr>
-      </w:pPr>
-      <w:r>
+          <w:color w:val="000000" w:themeColor="text1" w:themeTint="FF" w:themeShade="FF"/>
+          <w:sz w:val="28"/>
+          <w:szCs w:val="28"/>
+        </w:rPr>
+        <w:t xml:space="preserve"> </w:t>
+      </w:r>
+    </w:p>
+    <w:p>
+      <w:pPr>
+        <w:pStyle w:val="Normal"/>
+      </w:pPr>
+      <w:r>
+        <w:rPr>
+          <w:rFonts w:ascii="Arial" w:hAnsi="Arial" w:eastAsia="Arial" w:cs="Arial"/>
+        </w:rPr>
+        <w:t>Tras analizar las especificaciones del proyecto, se han identificado las entidades principales y las funcionalidades necesarias para el desarrollo de la aplicación de gestión de citas del taller de Edna Moda.</w:t>
+      </w:r>
+    </w:p>
+    <w:p>
+      <w:pPr>
+        <w:pStyle w:val="Normal"/>
+      </w:pPr>
+      <w:r>
+        <w:rPr>
+          <w:rFonts w:ascii="Arial" w:hAnsi="Arial" w:eastAsia="Arial" w:cs="Arial"/>
+        </w:rPr>
+        <w:t>El objetivo de la aplicación es permitir a Edna organizar y gestionar las citas de sus clientes, así como controlar la información relacionada con los trajes y los talleres donde se realizan las distintas actividades del proceso de diseño y confección.</w:t>
+      </w:r>
+    </w:p>
+    <w:p>
+      <w:pPr>
+        <w:pStyle w:val="Normal"/>
+      </w:pPr>
+      <w:r>
+        <w:rPr>
+          <w:rFonts w:ascii="Arial" w:hAnsi="Arial" w:eastAsia="Arial" w:cs="Arial"/>
+        </w:rPr>
+        <w:t>En primer lugar, se han identificado las entidades principales del sistema. Estas entidades representan los datos que serán almacenados y gestionados por la aplicación dentro de una base de datos. Las entidades principales del sistema son: Cliente, Traje, Taller y Cita.</w:t>
+      </w:r>
+    </w:p>
+    <w:p>
+      <w:pPr>
+        <w:pStyle w:val="Normal"/>
+      </w:pPr>
+      <w:r>
+        <w:rPr>
+          <w:rFonts w:ascii="Arial" w:hAnsi="Arial" w:eastAsia="Arial" w:cs="Arial"/>
+        </w:rPr>
+        <w:t>La entidad Cliente almacena la información relacionada con los clientes del taller. Cada cliente se identifica mediante un número único y dispone de información como el nombre del superhéroe o supervillano, su superpoder y los colores característicos de su traje.</w:t>
+      </w:r>
+    </w:p>
+    <w:p>
+      <w:pPr>
+        <w:pStyle w:val="Normal"/>
+      </w:pPr>
+      <w:r>
+        <w:rPr>
+          <w:rFonts w:ascii="Arial" w:hAnsi="Arial" w:eastAsia="Arial" w:cs="Arial"/>
+        </w:rPr>
+        <w:t>La entidad Traje representa los trajes diseñados para los clientes. Cada traje tiene un identificador único, un nombre que permite identificarlo y un estado que indica en qué fase del proceso se encuentra, como diseño, costura o en taller. Cada traje está asociado a un cliente.</w:t>
+      </w:r>
+    </w:p>
+    <w:p>
+      <w:pPr>
+        <w:pStyle w:val="Normal"/>
+      </w:pPr>
+      <w:r>
+        <w:rPr>
+          <w:rFonts w:ascii="Arial" w:hAnsi="Arial" w:eastAsia="Arial" w:cs="Arial"/>
+        </w:rPr>
+        <w:t>La entidad Taller representa las diferentes salas del estudio de moda donde se realizan las distintas actividades. Cada taller tiene un identificador único, un nombre inspirado en ciudades importantes de la moda y un tipo de sala que indica su función, como diseño, costura o pruebas.</w:t>
+      </w:r>
+    </w:p>
+    <w:p>
+      <w:pPr>
+        <w:pStyle w:val="Normal"/>
+      </w:pPr>
+      <w:r>
+        <w:rPr>
+          <w:rFonts w:ascii="Arial" w:hAnsi="Arial" w:eastAsia="Arial" w:cs="Arial"/>
+        </w:rPr>
+        <w:t>Finalmente, la entidad Cita representa las reservas realizadas por los clientes para acudir al taller. Cada cita contiene información sobre el cliente, el traje asociado, el taller donde se realizará la actividad y la fecha, hora y duración de la cita.</w:t>
+      </w:r>
+    </w:p>
+    <w:p>
+      <w:pPr>
+        <w:pStyle w:val="Normal"/>
+      </w:pPr>
+      <w:r>
+        <w:rPr>
+          <w:rFonts w:ascii="Arial" w:hAnsi="Arial" w:eastAsia="Arial" w:cs="Arial"/>
+        </w:rPr>
+        <w:t>En cuanto a la funcionalidad del sistema, la aplicación permitirá realizar operaciones básicas de gestión de datos (CRUD), como crear, consultar, modificar y eliminar clientes, trajes, talleres y citas.</w:t>
+      </w:r>
+      <w:r>
+        <w:rPr>
+          <w:rFonts w:ascii="Arial" w:hAnsi="Arial" w:eastAsia="Arial" w:cs="Arial"/>
+        </w:rPr>
+        <w:t xml:space="preserve"> </w:t>
+      </w:r>
+    </w:p>
+    <w:p>
+      <w:pPr>
+        <w:pStyle w:val="Normal"/>
+      </w:pPr>
+      <w:r>
+        <w:rPr>
+          <w:rFonts w:ascii="Arial" w:hAnsi="Arial" w:eastAsia="Arial" w:cs="Arial"/>
+        </w:rPr>
+        <w:t>A partir del análisis realizado, se han definido los requisitos funcionales y no funcionales que describen el comportamiento y las características que debe cumplir el sistema de gestión de citas del taller de Edna Moda.</w:t>
+      </w:r>
+    </w:p>
+    <w:p>
+      <w:pPr>
+        <w:pStyle w:val="Heading2"/>
         <w:rPr>
           <w:rFonts w:ascii="Arial" w:hAnsi="Arial" w:eastAsia="Arial" w:cs="Arial"/>
           <w:b w:val="1"/>
           <w:bCs w:val="1"/>
-        </w:rPr>
-        <w:t>Requisitos de la aplicación</w:t>
-      </w:r>
-    </w:p>
-    <w:p>
-      <w:pPr>
-        <w:pStyle w:val="Normal"/>
-      </w:pPr>
-      <w:r>
-        <w:rPr>
-          <w:rFonts w:ascii="Arial" w:hAnsi="Arial" w:eastAsia="Arial" w:cs="Arial"/>
-        </w:rPr>
-        <w:t>A partir del análisis realizado, se han definido los requisitos funcionales y no funcionales que describen el comportamiento y las características que debe cumplir el sistema de gestión de citas del taller de Edna Moda.</w:t>
-      </w:r>
-    </w:p>
-    <w:p>
-      <w:pPr>
-        <w:pStyle w:val="Normal"/>
-        <w:rPr>
-          <w:rFonts w:ascii="Arial" w:hAnsi="Arial" w:eastAsia="Arial" w:cs="Arial"/>
-        </w:rPr>
-      </w:pPr>
-    </w:p>
-    <w:p>
-      <w:pPr>
-        <w:pStyle w:val="Normal"/>
+          <w:color w:val="000000" w:themeColor="text1" w:themeTint="FF" w:themeShade="FF"/>
+          <w:sz w:val="28"/>
+          <w:szCs w:val="28"/>
+        </w:rPr>
+      </w:pPr>
+      <w:bookmarkStart w:name="_Toc1860913106" w:id="2063809333"/>
+      <w:r>
         <w:rPr>
           <w:rFonts w:ascii="Arial" w:hAnsi="Arial" w:eastAsia="Arial" w:cs="Arial"/>
           <w:b w:val="1"/>
           <w:bCs w:val="1"/>
-        </w:rPr>
-      </w:pPr>
+          <w:color w:val="000000" w:themeColor="text1" w:themeTint="FF" w:themeShade="FF"/>
+          <w:sz w:val="28"/>
+          <w:szCs w:val="28"/>
+        </w:rPr>
+        <w:t xml:space="preserve">8.2 </w:t>
+      </w:r>
       <w:r>
         <w:rPr>
           <w:rFonts w:ascii="Arial" w:hAnsi="Arial" w:eastAsia="Arial" w:cs="Arial"/>
           <w:b w:val="1"/>
           <w:bCs w:val="1"/>
+          <w:color w:val="000000" w:themeColor="text1" w:themeTint="FF" w:themeShade="FF"/>
+          <w:sz w:val="28"/>
+          <w:szCs w:val="28"/>
         </w:rPr>
         <w:t>Requisitos funcionales</w:t>
       </w:r>
+      <w:bookmarkEnd w:id="2063809333"/>
     </w:p>
     <w:p>
       <w:pPr>
@@ -3572,20 +3724,63 @@
     <w:p>
       <w:pPr>
         <w:pStyle w:val="Normal"/>
+        <w:rPr>
+          <w:rFonts w:ascii="Arial" w:hAnsi="Arial" w:eastAsia="Arial" w:cs="Arial"/>
+        </w:rPr>
+      </w:pPr>
+    </w:p>
+    <w:p>
+      <w:pPr>
+        <w:pStyle w:val="Normal"/>
+        <w:rPr>
+          <w:rFonts w:ascii="Arial" w:hAnsi="Arial" w:eastAsia="Arial" w:cs="Arial"/>
+        </w:rPr>
+      </w:pPr>
+    </w:p>
+    <w:p>
+      <w:pPr>
+        <w:pStyle w:val="Normal"/>
+        <w:rPr>
+          <w:rFonts w:ascii="Arial" w:hAnsi="Arial" w:eastAsia="Arial" w:cs="Arial"/>
+        </w:rPr>
+      </w:pPr>
+    </w:p>
+    <w:p>
+      <w:pPr>
+        <w:pStyle w:val="Heading2"/>
         <w:rPr>
           <w:rFonts w:ascii="Arial" w:hAnsi="Arial" w:eastAsia="Arial" w:cs="Arial"/>
           <w:b w:val="1"/>
           <w:bCs w:val="1"/>
-        </w:rPr>
-      </w:pPr>
+          <w:color w:val="000000" w:themeColor="text1" w:themeTint="FF" w:themeShade="FF"/>
+          <w:sz w:val="28"/>
+          <w:szCs w:val="28"/>
+        </w:rPr>
+      </w:pPr>
+      <w:bookmarkStart w:name="_Toc2002929465" w:id="425100317"/>
       <w:r>
         <w:rPr>
           <w:rFonts w:ascii="Arial" w:hAnsi="Arial" w:eastAsia="Arial" w:cs="Arial"/>
           <w:b w:val="1"/>
           <w:bCs w:val="1"/>
+          <w:color w:val="000000" w:themeColor="text1" w:themeTint="FF" w:themeShade="FF"/>
+          <w:sz w:val="28"/>
+          <w:szCs w:val="28"/>
+        </w:rPr>
+        <w:t xml:space="preserve">8.3 </w:t>
+      </w:r>
+      <w:r>
+        <w:rPr>
+          <w:rFonts w:ascii="Arial" w:hAnsi="Arial" w:eastAsia="Arial" w:cs="Arial"/>
+          <w:b w:val="1"/>
+          <w:bCs w:val="1"/>
+          <w:color w:val="000000" w:themeColor="text1" w:themeTint="FF" w:themeShade="FF"/>
+          <w:sz w:val="28"/>
+          <w:szCs w:val="28"/>
         </w:rPr>
         <w:t>Requisitos no funcionales</w:t>
       </w:r>
+      <w:bookmarkEnd w:id="425100317"/>
     </w:p>
     <w:p>
       <w:pPr>
@@ -3745,7 +3940,7 @@
           <w:szCs w:val="24"/>
         </w:rPr>
       </w:pPr>
-      <w:bookmarkStart w:name="_Toc1073684173" w:id="630612232"/>
+      <w:bookmarkStart w:name="_Toc67028712" w:id="1534177834"/>
       <w:r>
         <w:rPr>
           <w:sz w:val="24"/>
@@ -3781,7 +3976,7 @@
         </w:rPr>
         <w:t>aplicación</w:t>
       </w:r>
-      <w:bookmarkEnd w:id="630612232"/>
+      <w:bookmarkEnd w:id="1534177834"/>
     </w:p>
     <w:p>
       <w:r>
@@ -3796,7 +3991,7 @@
           <w:szCs w:val="24"/>
         </w:rPr>
       </w:pPr>
-      <w:bookmarkStart w:name="_Toc2085212084" w:id="1533551376"/>
+      <w:bookmarkStart w:name="_Toc1827023382" w:id="597192422"/>
       <w:r>
         <w:rPr>
           <w:sz w:val="24"/>
@@ -3818,7 +4013,7 @@
         </w:rPr>
         <w:t>o de la aplicación</w:t>
       </w:r>
-      <w:bookmarkEnd w:id="1533551376"/>
+      <w:bookmarkEnd w:id="597192422"/>
     </w:p>
     <w:p>
       <w:r>
@@ -3844,7 +4039,7 @@
           <w:szCs w:val="24"/>
         </w:rPr>
       </w:pPr>
-      <w:bookmarkStart w:name="_Toc1013683896" w:id="1743386901"/>
+      <w:bookmarkStart w:name="_Toc843720451" w:id="1130138343"/>
       <w:r>
         <w:rPr>
           <w:sz w:val="24"/>
@@ -3859,7 +4054,7 @@
         </w:rPr>
         <w:t>III</w:t>
       </w:r>
-      <w:bookmarkEnd w:id="1743386901"/>
+      <w:bookmarkEnd w:id="1130138343"/>
     </w:p>
     <w:p>
       <w:r>
